--- a/projects/fpga-systems/Genesys2/dma-ip/rapids_beats/docs/RAPIDS_CharacterizationReport_v1.1.docx
+++ b/projects/fpga-systems/Genesys2/dma-ip/rapids_beats/docs/RAPIDS_CharacterizationReport_v1.1.docx
@@ -160,7 +160,7 @@
             </w:rPr>
             <w:fldChar w:fldCharType="separate"/>
           </w:r>
-          <w:hyperlink w:anchor="__RefHeading___Toc1584_3951084642">
+          <w:hyperlink w:anchor="__RefHeading___Toc1584_3931778923">
             <w:r>
               <w:rPr>
                 <w:webHidden/>
@@ -181,7 +181,7 @@
             </w:tabs>
             <w:rPr/>
           </w:pPr>
-          <w:hyperlink w:anchor="__RefHeading___Toc1586_3951084642">
+          <w:hyperlink w:anchor="__RefHeading___Toc1586_3931778923">
             <w:r>
               <w:rPr>
                 <w:webHidden/>
@@ -189,7 +189,7 @@
               </w:rPr>
               <w:t>1.1 0. Resource footprint</w:t>
               <w:tab/>
-              <w:t>7</w:t>
+              <w:t>8</w:t>
             </w:r>
           </w:hyperlink>
         </w:p>
@@ -202,7 +202,7 @@
             </w:tabs>
             <w:rPr/>
           </w:pPr>
-          <w:hyperlink w:anchor="__RefHeading___Toc1588_3951084642">
+          <w:hyperlink w:anchor="__RefHeading___Toc1588_3931778923">
             <w:r>
               <w:rPr>
                 <w:webHidden/>
@@ -223,7 +223,7 @@
             </w:tabs>
             <w:rPr/>
           </w:pPr>
-          <w:hyperlink w:anchor="__RefHeading___Toc1590_3951084642">
+          <w:hyperlink w:anchor="__RefHeading___Toc1590_3931778923">
             <w:r>
               <w:rPr>
                 <w:webHidden/>
@@ -231,7 +231,7 @@
               </w:rPr>
               <w:t>1.1.2 0.1 The BRAM board-fit trim</w:t>
               <w:tab/>
-              <w:t>8</w:t>
+              <w:t>9</w:t>
             </w:r>
           </w:hyperlink>
         </w:p>
@@ -244,7 +244,7 @@
             </w:tabs>
             <w:rPr/>
           </w:pPr>
-          <w:hyperlink w:anchor="__RefHeading___Toc1592_3951084642">
+          <w:hyperlink w:anchor="__RefHeading___Toc1592_3931778923">
             <w:r>
               <w:rPr>
                 <w:webHidden/>
@@ -252,7 +252,7 @@
               </w:rPr>
               <w:t>1.2 1. What we set out to do</w:t>
               <w:tab/>
-              <w:t>8</w:t>
+              <w:t>10</w:t>
             </w:r>
           </w:hyperlink>
         </w:p>
@@ -265,7 +265,7 @@
             </w:tabs>
             <w:rPr/>
           </w:pPr>
-          <w:hyperlink w:anchor="__RefHeading___Toc1594_3951084642">
+          <w:hyperlink w:anchor="__RefHeading___Toc1594_3931778923">
             <w:r>
               <w:rPr>
                 <w:webHidden/>
@@ -273,7 +273,7 @@
               </w:rPr>
               <w:t>1.3 2. Test platform</w:t>
               <w:tab/>
-              <w:t>9</w:t>
+              <w:t>11</w:t>
             </w:r>
           </w:hyperlink>
         </w:p>
@@ -286,7 +286,7 @@
             </w:tabs>
             <w:rPr/>
           </w:pPr>
-          <w:hyperlink w:anchor="__RefHeading___Toc1596_3951084642">
+          <w:hyperlink w:anchor="__RefHeading___Toc1596_3931778923">
             <w:r>
               <w:rPr>
                 <w:webHidden/>
@@ -294,7 +294,7 @@
               </w:rPr>
               <w:t>1.4 3. Architecture — two wholly-separate engines</w:t>
               <w:tab/>
-              <w:t>10</w:t>
+              <w:t>12</w:t>
             </w:r>
           </w:hyperlink>
         </w:p>
@@ -307,7 +307,7 @@
             </w:tabs>
             <w:rPr/>
           </w:pPr>
-          <w:hyperlink w:anchor="__RefHeading___Toc1598_3951084642">
+          <w:hyperlink w:anchor="__RefHeading___Toc1598_3931778923">
             <w:r>
               <w:rPr>
                 <w:webHidden/>
@@ -315,7 +315,7 @@
               </w:rPr>
               <w:t>1.4.1 Figure 3.1: Split architecture</w:t>
               <w:tab/>
-              <w:t>10</w:t>
+              <w:t>12</w:t>
             </w:r>
           </w:hyperlink>
         </w:p>
@@ -328,7 +328,7 @@
             </w:tabs>
             <w:rPr/>
           </w:pPr>
-          <w:hyperlink w:anchor="__RefHeading___Toc1600_3951084642">
+          <w:hyperlink w:anchor="__RefHeading___Toc1600_3931778923">
             <w:r>
               <w:rPr>
                 <w:webHidden/>
@@ -336,7 +336,7 @@
               </w:rPr>
               <w:t>1.4.2 Figure 3.2: The two data paths are wholly separate</w:t>
               <w:tab/>
-              <w:t>11</w:t>
+              <w:t>13</w:t>
             </w:r>
           </w:hyperlink>
         </w:p>
@@ -349,7 +349,7 @@
             </w:tabs>
             <w:rPr/>
           </w:pPr>
-          <w:hyperlink w:anchor="__RefHeading___Toc1602_3951084642">
+          <w:hyperlink w:anchor="__RefHeading___Toc1602_3931778923">
             <w:r>
               <w:rPr>
                 <w:webHidden/>
@@ -357,7 +357,7 @@
               </w:rPr>
               <w:t>1.4.3 Figure 3.3: Monitor-bus hierarchy — 3-level merge to one egress</w:t>
               <w:tab/>
-              <w:t>12</w:t>
+              <w:t>14</w:t>
             </w:r>
           </w:hyperlink>
         </w:p>
@@ -370,7 +370,7 @@
             </w:tabs>
             <w:rPr/>
           </w:pPr>
-          <w:hyperlink w:anchor="__RefHeading___Toc1604_3951084642">
+          <w:hyperlink w:anchor="__RefHeading___Toc1604_3931778923">
             <w:r>
               <w:rPr>
                 <w:webHidden/>
@@ -378,7 +378,7 @@
               </w:rPr>
               <w:t>1.5 4. Timing closure at 100 MHz</w:t>
               <w:tab/>
-              <w:t>13</w:t>
+              <w:t>15</w:t>
             </w:r>
           </w:hyperlink>
         </w:p>
@@ -391,7 +391,7 @@
             </w:tabs>
             <w:rPr/>
           </w:pPr>
-          <w:hyperlink w:anchor="__RefHeading___Toc1606_3951084642">
+          <w:hyperlink w:anchor="__RefHeading___Toc1606_3931778923">
             <w:r>
               <w:rPr>
                 <w:webHidden/>
@@ -399,7 +399,7 @@
               </w:rPr>
               <w:t>1.5.1 Figure 4.1: 100 MHz setup WNS — closure trajectory</w:t>
               <w:tab/>
-              <w:t>13</w:t>
+              <w:t>15</w:t>
             </w:r>
           </w:hyperlink>
         </w:p>
@@ -412,7 +412,7 @@
             </w:tabs>
             <w:rPr/>
           </w:pPr>
-          <w:hyperlink w:anchor="__RefHeading___Toc1608_3951084642">
+          <w:hyperlink w:anchor="__RefHeading___Toc1608_3931778923">
             <w:r>
               <w:rPr>
                 <w:webHidden/>
@@ -420,7 +420,7 @@
               </w:rPr>
               <w:t>1.5.2 Figure 4.2: The critical path — a config CSR into the monbus window math</w:t>
               <w:tab/>
-              <w:t>13</w:t>
+              <w:t>15</w:t>
             </w:r>
           </w:hyperlink>
         </w:p>
@@ -433,7 +433,7 @@
             </w:tabs>
             <w:rPr/>
           </w:pPr>
-          <w:hyperlink w:anchor="__RefHeading___Toc1610_3951084642">
+          <w:hyperlink w:anchor="__RefHeading___Toc1610_3931778923">
             <w:r>
               <w:rPr>
                 <w:webHidden/>
@@ -441,7 +441,7 @@
               </w:rPr>
               <w:t>1.6 5. Vivado bring-up fixes (found vs. Verilator)</w:t>
               <w:tab/>
-              <w:t>14</w:t>
+              <w:t>17</w:t>
             </w:r>
           </w:hyperlink>
         </w:p>
@@ -454,7 +454,7 @@
             </w:tabs>
             <w:rPr/>
           </w:pPr>
-          <w:hyperlink w:anchor="__RefHeading___Toc1612_3951084642">
+          <w:hyperlink w:anchor="__RefHeading___Toc1612_3931778923">
             <w:r>
               <w:rPr>
                 <w:webHidden/>
@@ -462,7 +462,7 @@
               </w:rPr>
               <w:t>1.7 6. The characterization harness</w:t>
               <w:tab/>
-              <w:t>15</w:t>
+              <w:t>18</w:t>
             </w:r>
           </w:hyperlink>
         </w:p>
@@ -475,7 +475,7 @@
             </w:tabs>
             <w:rPr/>
           </w:pPr>
-          <w:hyperlink w:anchor="__RefHeading___Toc1614_3951084642">
+          <w:hyperlink w:anchor="__RefHeading___Toc1614_3931778923">
             <w:r>
               <w:rPr>
                 <w:webHidden/>
@@ -483,7 +483,7 @@
               </w:rPr>
               <w:t>1.7.1 Figure 6.1: rapids_char_harness block diagram</w:t>
               <w:tab/>
-              <w:t>15</w:t>
+              <w:t>18</w:t>
             </w:r>
           </w:hyperlink>
         </w:p>
@@ -496,7 +496,7 @@
             </w:tabs>
             <w:rPr/>
           </w:pPr>
-          <w:hyperlink w:anchor="__RefHeading___Toc1616_3951084642">
+          <w:hyperlink w:anchor="__RefHeading___Toc1616_3931778923">
             <w:r>
               <w:rPr>
                 <w:webHidden/>
@@ -504,7 +504,7 @@
               </w:rPr>
               <w:t>1.8 7. CRC validation on both paths against a golden model</w:t>
               <w:tab/>
-              <w:t>16</w:t>
+              <w:t>20</w:t>
             </w:r>
           </w:hyperlink>
         </w:p>
@@ -517,7 +517,7 @@
             </w:tabs>
             <w:rPr/>
           </w:pPr>
-          <w:hyperlink w:anchor="__RefHeading___Toc1618_3951084642">
+          <w:hyperlink w:anchor="__RefHeading___Toc1618_3931778923">
             <w:r>
               <w:rPr>
                 <w:webHidden/>
@@ -525,7 +525,7 @@
               </w:rPr>
               <w:t>1.9 8. A real harness bug, root-caused</w:t>
               <w:tab/>
-              <w:t>17</w:t>
+              <w:t>21</w:t>
             </w:r>
           </w:hyperlink>
         </w:p>
@@ -538,7 +538,7 @@
             </w:tabs>
             <w:rPr/>
           </w:pPr>
-          <w:hyperlink w:anchor="__RefHeading___Toc1620_3951084642">
+          <w:hyperlink w:anchor="__RefHeading___Toc1620_3931778923">
             <w:r>
               <w:rPr>
                 <w:webHidden/>
@@ -546,7 +546,7 @@
               </w:rPr>
               <w:t>1.10 9. On-silicon results</w:t>
               <w:tab/>
-              <w:t>17</w:t>
+              <w:t>22</w:t>
             </w:r>
           </w:hyperlink>
         </w:p>
@@ -559,7 +559,7 @@
             </w:tabs>
             <w:rPr/>
           </w:pPr>
-          <w:hyperlink w:anchor="__RefHeading___Toc1622_3951084642">
+          <w:hyperlink w:anchor="__RefHeading___Toc1622_3931778923">
             <w:r>
               <w:rPr>
                 <w:webHidden/>
@@ -567,7 +567,7 @@
               </w:rPr>
               <w:t>1.10.1 Figure 9.1: On-silicon suite — 48/48 configurations PASS</w:t>
               <w:tab/>
-              <w:t>18</w:t>
+              <w:t>22</w:t>
             </w:r>
           </w:hyperlink>
         </w:p>
@@ -580,7 +580,7 @@
             </w:tabs>
             <w:rPr/>
           </w:pPr>
-          <w:hyperlink w:anchor="__RefHeading___Toc1624_3951084642">
+          <w:hyperlink w:anchor="__RefHeading___Toc1624_3931778923">
             <w:r>
               <w:rPr>
                 <w:webHidden/>
@@ -588,7 +588,7 @@
               </w:rPr>
               <w:t>1.11 10. Tooling</w:t>
               <w:tab/>
-              <w:t>19</w:t>
+              <w:t>24</w:t>
             </w:r>
           </w:hyperlink>
         </w:p>
@@ -601,7 +601,7 @@
             </w:tabs>
             <w:rPr/>
           </w:pPr>
-          <w:hyperlink w:anchor="__RefHeading___Toc1626_3951084642">
+          <w:hyperlink w:anchor="__RefHeading___Toc1626_3931778923">
             <w:r>
               <w:rPr>
                 <w:webHidden/>
@@ -609,7 +609,7 @@
               </w:rPr>
               <w:t>1.12 11. What we learned</w:t>
               <w:tab/>
-              <w:t>19</w:t>
+              <w:t>25</w:t>
             </w:r>
           </w:hyperlink>
           <w:r>
@@ -753,7 +753,7 @@
           <w:rPr>
             <w:rStyle w:val="ListLabel1"/>
           </w:rPr>
-          <w:t>10</w:t>
+          <w:t>12</w:t>
         </w:r>
         <w:r>
           <w:rPr>
@@ -810,7 +810,7 @@
           <w:rPr>
             <w:rStyle w:val="ListLabel1"/>
           </w:rPr>
-          <w:t>11</w:t>
+          <w:t>13</w:t>
         </w:r>
         <w:r>
           <w:rPr>
@@ -867,7 +867,7 @@
           <w:rPr>
             <w:rStyle w:val="ListLabel1"/>
           </w:rPr>
-          <w:t>12</w:t>
+          <w:t>14</w:t>
         </w:r>
         <w:r>
           <w:rPr>
@@ -924,7 +924,7 @@
           <w:rPr>
             <w:rStyle w:val="ListLabel1"/>
           </w:rPr>
-          <w:t>13</w:t>
+          <w:t>15</w:t>
         </w:r>
         <w:r>
           <w:rPr>
@@ -981,7 +981,7 @@
           <w:rPr>
             <w:rStyle w:val="ListLabel1"/>
           </w:rPr>
-          <w:t>13</w:t>
+          <w:t>15</w:t>
         </w:r>
         <w:r>
           <w:rPr>
@@ -1038,7 +1038,7 @@
           <w:rPr>
             <w:rStyle w:val="ListLabel1"/>
           </w:rPr>
-          <w:t>15</w:t>
+          <w:t>18</w:t>
         </w:r>
         <w:r>
           <w:rPr>
@@ -1095,7 +1095,7 @@
           <w:rPr>
             <w:rStyle w:val="ListLabel1"/>
           </w:rPr>
-          <w:t>18</w:t>
+          <w:t>22</w:t>
         </w:r>
         <w:r>
           <w:rPr>
@@ -1339,7 +1339,7 @@
         <w:spacing w:before="360" w:after="120"/>
         <w:rPr/>
       </w:pPr>
-      <w:bookmarkStart w:id="0" w:name="__RefHeading___Toc1584_3951084642"/>
+      <w:bookmarkStart w:id="0" w:name="__RefHeading___Toc1584_3931778923"/>
       <w:bookmarkStart w:id="1" w:name="Xa48e1aa53b880a803be137d7770de810495c2a1"/>
       <w:bookmarkEnd w:id="0"/>
       <w:r>
@@ -1544,6 +1544,9 @@
           </mc:Fallback>
         </mc:AlternateContent>
       </w:r>
+      <w:r>
+        <w:br w:type="page"/>
+      </w:r>
     </w:p>
     <w:p>
       <w:pPr>
@@ -1554,7 +1557,7 @@
         <w:spacing w:before="280" w:after="80"/>
         <w:rPr/>
       </w:pPr>
-      <w:bookmarkStart w:id="2" w:name="__RefHeading___Toc1586_3951084642"/>
+      <w:bookmarkStart w:id="2" w:name="__RefHeading___Toc1586_3931778923"/>
       <w:bookmarkStart w:id="3" w:name="resource-footprint"/>
       <w:bookmarkEnd w:id="2"/>
       <w:r>
@@ -2334,7 +2337,7 @@
         <w:spacing w:before="200" w:after="80"/>
         <w:rPr/>
       </w:pPr>
-      <w:bookmarkStart w:id="4" w:name="__RefHeading___Toc1588_3951084642"/>
+      <w:bookmarkStart w:id="4" w:name="__RefHeading___Toc1588_3931778923"/>
       <w:bookmarkStart w:id="5" w:name="_Fig_1_Post_route_utilizati"/>
       <w:bookmarkEnd w:id="4"/>
       <w:r>
@@ -2431,7 +2434,7 @@
         <w:spacing w:before="200" w:after="80"/>
         <w:rPr/>
       </w:pPr>
-      <w:bookmarkStart w:id="6" w:name="__RefHeading___Toc1590_3951084642"/>
+      <w:bookmarkStart w:id="6" w:name="__RefHeading___Toc1590_3931778923"/>
       <w:bookmarkStart w:id="7" w:name="the-bram-board-fit-trim"/>
       <w:bookmarkEnd w:id="6"/>
       <w:r>
@@ -2596,6 +2599,9 @@
       </w:r>
       <w:bookmarkEnd w:id="8"/>
       <w:bookmarkEnd w:id="9"/>
+      <w:r>
+        <w:br w:type="page"/>
+      </w:r>
     </w:p>
     <w:p>
       <w:pPr>
@@ -2606,7 +2612,7 @@
         <w:spacing w:before="280" w:after="80"/>
         <w:rPr/>
       </w:pPr>
-      <w:bookmarkStart w:id="10" w:name="__RefHeading___Toc1592_3951084642"/>
+      <w:bookmarkStart w:id="10" w:name="__RefHeading___Toc1592_3931778923"/>
       <w:bookmarkStart w:id="11" w:name="what-we-set-out-to-do"/>
       <w:bookmarkEnd w:id="10"/>
       <w:r>
@@ -2825,6 +2831,9 @@
         </mc:AlternateContent>
       </w:r>
       <w:bookmarkEnd w:id="12"/>
+      <w:r>
+        <w:br w:type="page"/>
+      </w:r>
     </w:p>
     <w:p>
       <w:pPr>
@@ -2835,7 +2844,7 @@
         <w:spacing w:before="280" w:after="80"/>
         <w:rPr/>
       </w:pPr>
-      <w:bookmarkStart w:id="13" w:name="__RefHeading___Toc1594_3951084642"/>
+      <w:bookmarkStart w:id="13" w:name="__RefHeading___Toc1594_3931778923"/>
       <w:bookmarkStart w:id="14" w:name="test-platform"/>
       <w:bookmarkEnd w:id="13"/>
       <w:r>
@@ -3873,6 +3882,9 @@
         </mc:AlternateContent>
       </w:r>
       <w:bookmarkEnd w:id="15"/>
+      <w:r>
+        <w:br w:type="page"/>
+      </w:r>
     </w:p>
     <w:p>
       <w:pPr>
@@ -3883,7 +3895,7 @@
         <w:spacing w:before="280" w:after="80"/>
         <w:rPr/>
       </w:pPr>
-      <w:bookmarkStart w:id="16" w:name="__RefHeading___Toc1596_3951084642"/>
+      <w:bookmarkStart w:id="16" w:name="__RefHeading___Toc1596_3931778923"/>
       <w:bookmarkStart w:id="17" w:name="architecture-two-wholly-separate-engines"/>
       <w:bookmarkEnd w:id="16"/>
       <w:r>
@@ -3923,7 +3935,7 @@
         <w:spacing w:before="200" w:after="80"/>
         <w:rPr/>
       </w:pPr>
-      <w:bookmarkStart w:id="18" w:name="__RefHeading___Toc1598_3951084642"/>
+      <w:bookmarkStart w:id="18" w:name="__RefHeading___Toc1598_3931778923"/>
       <w:bookmarkStart w:id="19" w:name="figure-3.1-split-architecture"/>
       <w:bookmarkStart w:id="20" w:name="_Fig_2_Split_architecture"/>
       <w:bookmarkEnd w:id="18"/>
@@ -4191,7 +4203,7 @@
         <w:spacing w:before="200" w:after="80"/>
         <w:rPr/>
       </w:pPr>
-      <w:bookmarkStart w:id="21" w:name="__RefHeading___Toc1600_3951084642"/>
+      <w:bookmarkStart w:id="21" w:name="__RefHeading___Toc1600_3931778923"/>
       <w:bookmarkStart w:id="22" w:name="X1995db55acc818c2b28614978e059b2cb11c802"/>
       <w:bookmarkStart w:id="23" w:name="_Fig_3_The_two_data_paths_a"/>
       <w:bookmarkEnd w:id="21"/>
@@ -4368,7 +4380,7 @@
         <w:spacing w:before="200" w:after="80"/>
         <w:rPr/>
       </w:pPr>
-      <w:bookmarkStart w:id="24" w:name="__RefHeading___Toc1602_3951084642"/>
+      <w:bookmarkStart w:id="24" w:name="__RefHeading___Toc1602_3931778923"/>
       <w:bookmarkStart w:id="25" w:name="X10bebdd46224d824c533996a21836093580af71"/>
       <w:bookmarkStart w:id="26" w:name="_Fig_4_Monitor_bus_hierarch"/>
       <w:bookmarkEnd w:id="24"/>
@@ -4576,6 +4588,9 @@
       </w:r>
       <w:bookmarkEnd w:id="27"/>
       <w:bookmarkEnd w:id="28"/>
+      <w:r>
+        <w:br w:type="page"/>
+      </w:r>
     </w:p>
     <w:p>
       <w:pPr>
@@ -4586,7 +4601,7 @@
         <w:spacing w:before="280" w:after="80"/>
         <w:rPr/>
       </w:pPr>
-      <w:bookmarkStart w:id="29" w:name="__RefHeading___Toc1604_3951084642"/>
+      <w:bookmarkStart w:id="29" w:name="__RefHeading___Toc1604_3931778923"/>
       <w:bookmarkStart w:id="30" w:name="timing-closure-at-100-mhz"/>
       <w:bookmarkEnd w:id="29"/>
       <w:r>
@@ -4640,7 +4655,7 @@
         <w:spacing w:before="200" w:after="80"/>
         <w:rPr/>
       </w:pPr>
-      <w:bookmarkStart w:id="31" w:name="__RefHeading___Toc1606_3951084642"/>
+      <w:bookmarkStart w:id="31" w:name="__RefHeading___Toc1606_3931778923"/>
       <w:bookmarkStart w:id="32" w:name="Xf2174f0af95d96debb3d1e06fd5869583b602d9"/>
       <w:bookmarkStart w:id="33" w:name="_Fig_5_100_MHz_setup_WNS___"/>
       <w:bookmarkEnd w:id="31"/>
@@ -4795,7 +4810,7 @@
         <w:spacing w:before="200" w:after="80"/>
         <w:rPr/>
       </w:pPr>
-      <w:bookmarkStart w:id="34" w:name="__RefHeading___Toc1608_3951084642"/>
+      <w:bookmarkStart w:id="34" w:name="__RefHeading___Toc1608_3931778923"/>
       <w:bookmarkStart w:id="35" w:name="X515e89d3040e87ad6e663367099b775fb006ea5"/>
       <w:bookmarkStart w:id="36" w:name="_Fig_6_The_critical_path___"/>
       <w:bookmarkEnd w:id="34"/>
@@ -5182,6 +5197,9 @@
       </w:r>
       <w:bookmarkEnd w:id="37"/>
       <w:bookmarkEnd w:id="38"/>
+      <w:r>
+        <w:br w:type="page"/>
+      </w:r>
     </w:p>
     <w:p>
       <w:pPr>
@@ -5192,7 +5210,7 @@
         <w:spacing w:before="280" w:after="80"/>
         <w:rPr/>
       </w:pPr>
-      <w:bookmarkStart w:id="39" w:name="__RefHeading___Toc1610_3951084642"/>
+      <w:bookmarkStart w:id="39" w:name="__RefHeading___Toc1610_3931778923"/>
       <w:bookmarkStart w:id="40" w:name="X36986f44369e4d33ca3f82ada1da6ddd09aa6cf"/>
       <w:bookmarkEnd w:id="39"/>
       <w:r>
@@ -5515,6 +5533,9 @@
         </mc:AlternateContent>
       </w:r>
       <w:bookmarkEnd w:id="41"/>
+      <w:r>
+        <w:br w:type="page"/>
+      </w:r>
     </w:p>
     <w:p>
       <w:pPr>
@@ -5525,7 +5546,7 @@
         <w:spacing w:before="280" w:after="80"/>
         <w:rPr/>
       </w:pPr>
-      <w:bookmarkStart w:id="42" w:name="__RefHeading___Toc1612_3951084642"/>
+      <w:bookmarkStart w:id="42" w:name="__RefHeading___Toc1612_3931778923"/>
       <w:bookmarkStart w:id="43" w:name="the-characterization-harness"/>
       <w:bookmarkEnd w:id="42"/>
       <w:r>
@@ -5553,7 +5574,7 @@
         <w:spacing w:before="200" w:after="80"/>
         <w:rPr/>
       </w:pPr>
-      <w:bookmarkStart w:id="44" w:name="__RefHeading___Toc1614_3951084642"/>
+      <w:bookmarkStart w:id="44" w:name="__RefHeading___Toc1614_3931778923"/>
       <w:bookmarkStart w:id="45" w:name="X73fd32ebad1d6cf96c28b6539f4715833761af3"/>
       <w:bookmarkStart w:id="46" w:name="_Fig_7_rapids_char_harness_"/>
       <w:bookmarkEnd w:id="44"/>
@@ -6009,6 +6030,9 @@
       </w:r>
       <w:bookmarkEnd w:id="47"/>
       <w:bookmarkEnd w:id="48"/>
+      <w:r>
+        <w:br w:type="page"/>
+      </w:r>
     </w:p>
     <w:p>
       <w:pPr>
@@ -6019,7 +6043,7 @@
         <w:spacing w:before="280" w:after="80"/>
         <w:rPr/>
       </w:pPr>
-      <w:bookmarkStart w:id="49" w:name="__RefHeading___Toc1616_3951084642"/>
+      <w:bookmarkStart w:id="49" w:name="__RefHeading___Toc1616_3931778923"/>
       <w:bookmarkStart w:id="50" w:name="Xe6563b2875b9dd982743aa13e96e1ba5e9c572b"/>
       <w:bookmarkEnd w:id="49"/>
       <w:r>
@@ -6614,6 +6638,9 @@
         </mc:AlternateContent>
       </w:r>
       <w:bookmarkEnd w:id="51"/>
+      <w:r>
+        <w:br w:type="page"/>
+      </w:r>
     </w:p>
     <w:p>
       <w:pPr>
@@ -6624,7 +6651,7 @@
         <w:spacing w:before="280" w:after="80"/>
         <w:rPr/>
       </w:pPr>
-      <w:bookmarkStart w:id="52" w:name="__RefHeading___Toc1618_3951084642"/>
+      <w:bookmarkStart w:id="52" w:name="__RefHeading___Toc1618_3931778923"/>
       <w:bookmarkStart w:id="53" w:name="a-real-harness-bug-root-caused"/>
       <w:bookmarkEnd w:id="52"/>
       <w:r>
@@ -6867,6 +6894,9 @@
         </mc:AlternateContent>
       </w:r>
       <w:bookmarkEnd w:id="54"/>
+      <w:r>
+        <w:br w:type="page"/>
+      </w:r>
     </w:p>
     <w:p>
       <w:pPr>
@@ -6877,7 +6907,7 @@
         <w:spacing w:before="280" w:after="80"/>
         <w:rPr/>
       </w:pPr>
-      <w:bookmarkStart w:id="55" w:name="__RefHeading___Toc1620_3951084642"/>
+      <w:bookmarkStart w:id="55" w:name="__RefHeading___Toc1620_3931778923"/>
       <w:bookmarkStart w:id="56" w:name="on-silicon-results"/>
       <w:bookmarkEnd w:id="55"/>
       <w:r>
@@ -6979,7 +7009,7 @@
         <w:spacing w:before="200" w:after="80"/>
         <w:rPr/>
       </w:pPr>
-      <w:bookmarkStart w:id="57" w:name="__RefHeading___Toc1622_3951084642"/>
+      <w:bookmarkStart w:id="57" w:name="__RefHeading___Toc1622_3931778923"/>
       <w:bookmarkStart w:id="58" w:name="Xad875c64e0dd0885eca354634faad79f9fd0214"/>
       <w:bookmarkStart w:id="59" w:name="_Fig_8_On_silicon_suite___4"/>
       <w:bookmarkEnd w:id="57"/>
@@ -7561,6 +7591,9 @@
       </w:r>
       <w:bookmarkEnd w:id="60"/>
       <w:bookmarkEnd w:id="61"/>
+      <w:r>
+        <w:br w:type="page"/>
+      </w:r>
     </w:p>
     <w:p>
       <w:pPr>
@@ -7571,7 +7604,7 @@
         <w:spacing w:before="280" w:after="80"/>
         <w:rPr/>
       </w:pPr>
-      <w:bookmarkStart w:id="62" w:name="__RefHeading___Toc1624_3951084642"/>
+      <w:bookmarkStart w:id="62" w:name="__RefHeading___Toc1624_3931778923"/>
       <w:bookmarkStart w:id="63" w:name="tooling"/>
       <w:bookmarkEnd w:id="62"/>
       <w:r>
@@ -7771,6 +7804,9 @@
         </mc:AlternateContent>
       </w:r>
       <w:bookmarkEnd w:id="64"/>
+      <w:r>
+        <w:br w:type="page"/>
+      </w:r>
     </w:p>
     <w:p>
       <w:pPr>
@@ -7781,7 +7817,7 @@
         <w:spacing w:before="280" w:after="80"/>
         <w:rPr/>
       </w:pPr>
-      <w:bookmarkStart w:id="65" w:name="__RefHeading___Toc1626_3951084642"/>
+      <w:bookmarkStart w:id="65" w:name="__RefHeading___Toc1626_3931778923"/>
       <w:bookmarkStart w:id="66" w:name="what-we-learned"/>
       <w:bookmarkEnd w:id="65"/>
       <w:r>
@@ -8231,7 +8267,7 @@
           </w:r>
           <w:r>
             <w:rPr/>
-            <w:t>20</w:t>
+            <w:t>25</w:t>
           </w:r>
           <w:r>
             <w:rPr/>
@@ -8258,7 +8294,7 @@
           </w:r>
           <w:r>
             <w:rPr/>
-            <w:t>20</w:t>
+            <w:t>25</w:t>
           </w:r>
           <w:r>
             <w:rPr/>
@@ -8378,7 +8414,7 @@
           </w:r>
           <w:r>
             <w:rPr/>
-            <w:t>20</w:t>
+            <w:t>25</w:t>
           </w:r>
           <w:r>
             <w:rPr/>
@@ -8405,7 +8441,7 @@
           </w:r>
           <w:r>
             <w:rPr/>
-            <w:t>20</w:t>
+            <w:t>25</w:t>
           </w:r>
           <w:r>
             <w:rPr/>
